--- a/Requerimientos-Previos-Instructor.docx
+++ b/Requerimientos-Previos-Instructor.docx
@@ -25,7 +25,7 @@
           <w:i/>
           <w:color w:val="666666"/>
         </w:rPr>
-        <w:t xml:space="preserve">Curso de IA (ChatGPT y Claude), 16 horas. Por favor completa y devuelve este documento al instructor al menos 5 días antes.</w:t>
+        <w:t xml:space="preserve">Central de Ingenios (CISA) · viernes 11 y 25 de septiembre de 2026 · 16 horas. Completa y devuelve este documento al instructor al menos 5 días antes.</w:t>
       </w:r>
     </w:p>
     <w:p>
@@ -146,24 +146,24 @@
         <w:rPr>
           <w:b/>
         </w:rPr>
-        <w:t xml:space="preserve">Fecha del Día 1:  </w:t>
-      </w:r>
-      <w:r>
-        <w:rPr>
-          <w:color w:val="999999"/>
-        </w:rPr>
-        <w:t xml:space="preserve">__________________________________________</w:t>
-      </w:r>
-    </w:p>
-    <w:p>
-      <w:pPr>
-        <w:spacing w:after="120"/>
-      </w:pPr>
-      <w:r>
-        <w:rPr>
-          <w:b/>
-        </w:rPr>
-        <w:t xml:space="preserve">Fecha del Día 2:  </w:t>
+        <w:t xml:space="preserve">Fecha del Día 1 (11 de septiembre de 2026):  </w:t>
+      </w:r>
+      <w:r>
+        <w:rPr>
+          <w:color w:val="999999"/>
+        </w:rPr>
+        <w:t xml:space="preserve">__________________________________________</w:t>
+      </w:r>
+    </w:p>
+    <w:p>
+      <w:pPr>
+        <w:spacing w:after="120"/>
+      </w:pPr>
+      <w:r>
+        <w:rPr>
+          <w:b/>
+        </w:rPr>
+        <w:t xml:space="preserve">Fecha del Día 2 (25 de septiembre de 2026):  </w:t>
       </w:r>
       <w:r>
         <w:rPr>
@@ -498,7 +498,7 @@
         <w:t xml:space="preserve">IT confirma que la red NO bloquea </w:t>
       </w:r>
       <w:r>
-        <w:t xml:space="preserve">chat.openai.com ni claude.ai (probar antes del curso).</w:t>
+        <w:t xml:space="preserve">chatgpt.com ni claude.ai (probar antes del curso).</w:t>
       </w:r>
     </w:p>
     <w:p>
